--- a/ind/docx/016.content.docx
+++ b/ind/docx/016.content.docx
@@ -2579,7 +2579,7 @@
         <w:rPr>
           <w:lang w:val="id_ID" w:bidi="id_ID"/>
         </w:rPr>
-        <w:t>). Meskipun sunat berasal dari ritual suku atau agama kuno, sejak awal abad ini sunat telah dipraktikkan di negara-negara Barat untuk tujuan kesehatan. Banyak dokter meyakini bahwa sunat dapat membantu mencegah kanker alat kelamin baik pada laki-laki maupun istri mereka, sehingga operasi kecil ini dilakukan beberapa hari setelah kelahiran pada hampir semua bayi laki-laki yang baru lahir di Amerika Utara. Di luar agama Yahudi tata cara tersebut tidak lagi memiliki makna keagamaan.</w:t>
+        <w:t xml:space="preserve">). Sunat bermula sebagai praktik kuno dalam suatu suku atau agama. Di beberapa negara Barat, sunat juga dilakukan pada bayi laki-laki yang baru lahir untuk alasan kesehatan dan kebersihan. Jika sunat dilakukan karena alasan medis, sunat tersebut tidak memiliki makna keagamaan. </w:t>
       </w:r>
     </w:p>
     <w:p>
@@ -2672,7 +2672,7 @@
         <w:rPr>
           <w:lang w:val="id_ID" w:bidi="id_ID"/>
         </w:rPr>
-        <w:t>Ritual sunat sudah ada jauh lebih dulu daripada bangsa Ibrani. Lukisan-lukisan di gua memberikan bukti bahwa sunat telah dipraktikkan pada zaman prasejarah. Gambar bait suci Mesir menunjukkan bahwa operasi ini umum dilakukan pada tahun 4000 SM dan mungkin lebih awal. Kelompok orang yang mempraktikkan sunat ada di hampir setiap benua. Ritual ini dilakukan di kalangan orang Indian Amerika Tengah dan Selatan, Polinesia, orang-orang dari Papua Nugini, banyak suku Australia dan Afrika, orang Mesir, dan Arab sebelum Islam. Ritual ini tidak disebutkan dalam Al-Quran, tetapi karena Muhammad disunat, maka tradisi menetapkan bahwa laki-laki Muslim harus mengikuti kebiasaan kuno. Keturunan Arab dapat ditelusuri hingga Abraham melalui Ismael (</w:t>
+        <w:t>Ritual sunat sudah ada jauh lebih dulu daripada bangsa Ibrani. Lukisan-lukisan pada dinding di gua mungkin menunjukkan bahwa sunat sudah dilakukan sejak zaman prasejarah. Seni pada makam Mesir Kuno dari sekitar tahun 2400 SM menunjukkan bahwa sunat sudah dilakukan di Mesir. Kelompok orang yang mempraktikkan sunat ada di hampir setiap benua. Ritual ini dilakukan di kalangan orang Indian Amerika Tengah dan Selatan, Polinesia, orang-orang dari Papua Nugini, banyak suku Australia dan Afrika, orang Mesir, dan Arab sebelum Islam. Ritual ini tidak disebutkan dalam Al-Quran, tetapi karena Muhammad disunat, maka tradisi menetapkan bahwa laki-laki Muslim harus mengikuti kebiasaan kuno. Keturunan Arab dapat ditelusuri hingga Abraham melalui Ismael (</w:t>
       </w:r>
       <w:r>
         <w:rPr>
@@ -2710,7 +2710,7 @@
         <w:rPr>
           <w:lang w:val="id_ID" w:bidi="id_ID"/>
         </w:rPr>
-        <w:t>Bangsa Semit Barat, orang Amon, Edom, Midian, Moab, dan Fenisia, semuanya mempraktikkan sunat (</w:t>
+        <w:t>Yeremia menunjukkan bahwa sunat dilakukan oleh beberapa bangsa yang tinggal di sekitar Israel, termasuk orang Mesir, orang Edom, orang Amon, orang Moab, dan orang-orang yang tinggal di padang gurun (</w:t>
       </w:r>
       <w:r>
         <w:rPr>
@@ -3186,7 +3186,7 @@
         <w:rPr>
           <w:lang w:val="id_ID" w:bidi="id_ID"/>
         </w:rPr>
-        <w:t xml:space="preserve"> Penelitian medis telah menetapkan bahwa protrombin, suatu zat dalam darah yang membantu pembekuan, ditemukan dalam jumlah yang lebih banyak pada anak usia delapan hari dibandingkan waktu lain dalam hidupnya.</w:t>
+        <w:t xml:space="preserve"> Penelitian medis telah menunjukkan bahwa protrombin, yaitu zat dalam darah yang membantu proses pembekuan darah, terdapat dalam jumlah yang lebih banyak pada hari kedelapan daripada pada waktu lainnya sepanjang hidup seseorang.</w:t>
       </w:r>
     </w:p>
     <w:p>
@@ -3448,7 +3448,7 @@
         <w:rPr>
           <w:lang w:val="id_ID" w:bidi="id_ID"/>
         </w:rPr>
-        <w:t>Pada zaman Kristus, banyak orang Yahudi yang salah memahami pentingnya sunat, karena mereka percaya bahwa tindakan fisik itu diperlukan dan merupakan jaminan keselamatan. Dengan demikian bagi orang Yahudi, pelaksanaan ini tidak hanya menjadi simbol keistimewaan agama tetapi juga sumber kebanggaan suku (</w:t>
+        <w:t>Pada zaman Kristus, beberapa orang Yahudi salah memahami makna sunat. Mereka percaya bahwa tindakan sunat secara fisik diperlukan untuk memperoleh keselamatan dan bahwa sunat menjamin keselamatan. Karena itu, sunat tidak hanya menjadi tanda bahwa seseorang termasuk dalam komunitas perjanjian, tetapi bagi sebagian orang, sunat juga menjadi alasan untuk merasa yakin bahwa mereka diterima oleh Allah (</w:t>
       </w:r>
       <w:r>
         <w:rPr>
@@ -4314,6 +4314,281 @@
           <w:lang w:val="id_ID" w:bidi="id_ID"/>
         </w:rPr>
         <w:t>Gal. 3:6–9</w:t>
+      </w:r>
+      <w:r>
+        <w:rPr>
+          <w:lang w:val="id_ID" w:bidi="id_ID"/>
+        </w:rPr>
+        <w:t>).</w:t>
+      </w:r>
+    </w:p>
+    <w:p>
+      <w:pPr>
+        <w:pStyle w:val="Heading3"/>
+      </w:pPr>
+      <w:r>
+        <w:rPr>
+          <w:lang w:val="id_ID" w:bidi="id_ID"/>
+        </w:rPr>
+        <w:t>Makna Rohani Sunat</w:t>
+      </w:r>
+    </w:p>
+    <w:p>
+      <w:pPr/>
+      <w:r>
+        <w:rPr>
+          <w:lang w:val="id_ID" w:bidi="id_ID"/>
+        </w:rPr>
+      </w:r>
+      <w:r>
+        <w:rPr>
+          <w:lang w:val="id_ID" w:bidi="id_ID"/>
+        </w:rPr>
+        <w:t xml:space="preserve">Pada awalnya, Allah hanya memberikan sedikit penjelasan mengenai makna sunat. Dalam </w:t>
+      </w:r>
+      <w:r>
+        <w:rPr>
+          <w:lang w:val="id_ID" w:bidi="id_ID"/>
+        </w:rPr>
+        <w:t>Kejadian 17:9–27</w:t>
+      </w:r>
+      <w:r>
+        <w:rPr>
+          <w:lang w:val="id_ID" w:bidi="id_ID"/>
+        </w:rPr>
+        <w:t>, sunat terutama berfungsi sebagai tanda perjanjian. Para penulis Alkitab di kemudian hari menggunakan sunat sebagai gambaran bagi jenis kenajisan atau kelemahan lainnya. Mereka memahami bahwa sunat menunjuk pada penyucian yang dibutuhkan oleh orang-orang berdosa agar dapat hidup dalam hubungan dengan Allah yang kudus.</w:t>
+      </w:r>
+    </w:p>
+    <w:p>
+      <w:pPr/>
+      <w:r>
+        <w:rPr>
+          <w:lang w:val="id_ID" w:bidi="id_ID"/>
+        </w:rPr>
+      </w:r>
+      <w:r>
+        <w:rPr>
+          <w:lang w:val="id_ID" w:bidi="id_ID"/>
+        </w:rPr>
+        <w:t>Musa menggambarkan dirinya sebagai orang yang "tidak pandai bicara" (</w:t>
+      </w:r>
+      <w:r>
+        <w:rPr>
+          <w:lang w:val="id_ID" w:bidi="id_ID"/>
+        </w:rPr>
+        <w:t>Keluaran 6:12</w:t>
+      </w:r>
+      <w:r>
+        <w:rPr>
+          <w:lang w:val="id_ID" w:bidi="id_ID"/>
+        </w:rPr>
+        <w:t xml:space="preserve">, </w:t>
+      </w:r>
+      <w:r>
+        <w:rPr>
+          <w:lang w:val="id_ID" w:bidi="id_ID"/>
+        </w:rPr>
+        <w:t>30</w:t>
+      </w:r>
+      <w:r>
+        <w:rPr>
+          <w:lang w:val="id_ID" w:bidi="id_ID"/>
+        </w:rPr>
+        <w:t>; lihat catatan kaki). Ungkapan Ibrani yang diterjemahkan demikian secara harfiah berarti "bibir yang tidak bersunat." Ketika Israel memasuki Tanah Perjanjian, orang-orang harus menganggap buah dari pohon-pohon mereka sebagai buah yang "tidak bersunat" selama tiga tahun pertama. Pada tahun keempat, seluruh buahnya harus dikuduskan bagi TUHAN, dan mulai tahun kelima orang-orang boleh memakannya (</w:t>
+      </w:r>
+      <w:r>
+        <w:rPr>
+          <w:lang w:val="id_ID" w:bidi="id_ID"/>
+        </w:rPr>
+        <w:t>Imamat 19:23–25</w:t>
+      </w:r>
+      <w:r>
+        <w:rPr>
+          <w:lang w:val="id_ID" w:bidi="id_ID"/>
+        </w:rPr>
+        <w:t>).</w:t>
+      </w:r>
+    </w:p>
+    <w:p>
+      <w:pPr/>
+      <w:r>
+        <w:rPr>
+          <w:lang w:val="id_ID" w:bidi="id_ID"/>
+        </w:rPr>
+      </w:r>
+      <w:r>
+        <w:rPr>
+          <w:lang w:val="id_ID" w:bidi="id_ID"/>
+        </w:rPr>
+        <w:t>Menjelang akhir masa pengembaraan Israel di padang gurun, sunat memiliki makna moral selain makna fisiknya. Musa menyuruh bangsa itu untuk menyunat hati mereka (</w:t>
+      </w:r>
+      <w:r>
+        <w:rPr>
+          <w:lang w:val="id_ID" w:bidi="id_ID"/>
+        </w:rPr>
+        <w:t>Ulangan 10:16</w:t>
+      </w:r>
+      <w:r>
+        <w:rPr>
+          <w:lang w:val="id_ID" w:bidi="id_ID"/>
+        </w:rPr>
+        <w:t>). Dengan kata lain, mereka harus menyingkirkan dosa dan kekerasan hati yang menghalangi mereka untuk menaati Allah. Kemudian, perintah ini berubah menjadi sebuah janji: "</w:t>
+      </w:r>
+      <w:r>
+        <w:rPr>
+          <w:lang w:val="id_ID" w:bidi="id_ID"/>
+        </w:rPr>
+        <w:t xml:space="preserve">Dan TUHAN, Allahmu, akan menyunat hatimu dan hati keturunanmu, sehingga engkau mengasihi TUHAN, Allahmu, dengan segenap hatimu dan dengan segenap jiwamu, supaya engkau hidup </w:t>
+      </w:r>
+      <w:r>
+        <w:rPr>
+          <w:lang w:val="id_ID" w:bidi="id_ID"/>
+        </w:rPr>
+        <w:t>(</w:t>
+      </w:r>
+      <w:r>
+        <w:rPr>
+          <w:lang w:val="id_ID" w:bidi="id_ID"/>
+        </w:rPr>
+        <w:t>Ul. 30:6</w:t>
+      </w:r>
+      <w:r>
+        <w:rPr>
+          <w:lang w:val="id_ID" w:bidi="id_ID"/>
+        </w:rPr>
+        <w:t>)."</w:t>
+      </w:r>
+    </w:p>
+    <w:p>
+      <w:pPr/>
+      <w:r>
+        <w:rPr>
+          <w:lang w:val="id_ID" w:bidi="id_ID"/>
+        </w:rPr>
+      </w:r>
+      <w:r>
+        <w:rPr>
+          <w:lang w:val="id_ID" w:bidi="id_ID"/>
+        </w:rPr>
+        <w:t>Dosa membuat sunat secara fisik yang dilakukan terhadap umat pilihan Allah menjadi tidak berarti di hadapan-Nya. Allah berfirman bahwa jika hati mereka yang tidak bersunat itu direndahkan di masa pembuangan, dan mereka bertobat dari dosa mereka, Dia akan mengingat perjanjian-Nya (</w:t>
+      </w:r>
+      <w:r>
+        <w:rPr>
+          <w:lang w:val="id_ID" w:bidi="id_ID"/>
+        </w:rPr>
+        <w:t>Imamat 26:41</w:t>
+      </w:r>
+      <w:r>
+        <w:rPr>
+          <w:lang w:val="id_ID" w:bidi="id_ID"/>
+        </w:rPr>
+        <w:t>). Para nabi kemudian mengembangkan ajaran ini lebih lanjut.</w:t>
+      </w:r>
+    </w:p>
+    <w:p>
+      <w:pPr/>
+      <w:r>
+        <w:rPr>
+          <w:lang w:val="id_ID" w:bidi="id_ID"/>
+        </w:rPr>
+      </w:r>
+      <w:r>
+        <w:rPr>
+          <w:lang w:val="id_ID" w:bidi="id_ID"/>
+        </w:rPr>
+        <w:t>Yeremia menyuruh orang-orang Yehuda untuk menyingkirkan kulit khatan hati mereka. Hal ini berarti mereka harus berbalik dari jalan-jalan mereka yang jahat agar tidak menghadapi penghakiman Allah (</w:t>
+      </w:r>
+      <w:r>
+        <w:rPr>
+          <w:lang w:val="id_ID" w:bidi="id_ID"/>
+        </w:rPr>
+        <w:t>Yeremia 4:4</w:t>
+      </w:r>
+      <w:r>
+        <w:rPr>
+          <w:lang w:val="id_ID" w:bidi="id_ID"/>
+        </w:rPr>
+        <w:t>). Ia juga memperingatkan bahwa "telinga mereka tertutup" (</w:t>
+      </w:r>
+      <w:r>
+        <w:rPr>
+          <w:lang w:val="id_ID" w:bidi="id_ID"/>
+        </w:rPr>
+        <w:t>Yeremia 6:10</w:t>
+      </w:r>
+      <w:r>
+        <w:rPr>
+          <w:lang w:val="id_ID" w:bidi="id_ID"/>
+        </w:rPr>
+        <w:t>; lihat catatan kaki). Ungkapan Ibrani yang diterjemahkan demikian secara harfiah berarti "telinga yang tidak bersunat." Hal ini berarti bahwa umat itu tidak mau mendengarkan firman TUHAN.</w:t>
+      </w:r>
+    </w:p>
+    <w:p>
+      <w:pPr/>
+      <w:r>
+        <w:rPr>
+          <w:lang w:val="id_ID" w:bidi="id_ID"/>
+        </w:rPr>
+      </w:r>
+      <w:r>
+        <w:rPr>
+          <w:lang w:val="id_ID" w:bidi="id_ID"/>
+        </w:rPr>
+        <w:t>Allah juga menyatakan bahwa penghakiman akan menimpa Mesir, Yehuda, Edom, Amon, dan Moab. Ia berfirman, "</w:t>
+      </w:r>
+      <w:r>
+        <w:rPr>
+          <w:lang w:val="id_ID" w:bidi="id_ID"/>
+        </w:rPr>
+        <w:t>Aku menghukum orang-orang yang telah bersunat kulit khatannya</w:t>
+      </w:r>
+      <w:r>
+        <w:rPr>
+          <w:lang w:val="id_ID" w:bidi="id_ID"/>
+        </w:rPr>
+        <w:t xml:space="preserve"> ... sebab segala bangsa tidak bersunat, dan segenap kaum Israel tidak bersunat hatinya" (</w:t>
+      </w:r>
+      <w:r>
+        <w:rPr>
+          <w:lang w:val="id_ID" w:bidi="id_ID"/>
+        </w:rPr>
+        <w:t>Yeremia 9:25–26</w:t>
+      </w:r>
+      <w:r>
+        <w:rPr>
+          <w:lang w:val="id_ID" w:bidi="id_ID"/>
+        </w:rPr>
+        <w:t>). Melalui Yehezkiel, Tuhan berfirman bahwa orang-orang asing yang tidak bersunat, baik hati maupun tubuhnya, telah menajiskan Bait Suci (</w:t>
+      </w:r>
+      <w:r>
+        <w:rPr>
+          <w:lang w:val="id_ID" w:bidi="id_ID"/>
+        </w:rPr>
+        <w:t>Yehezkiel 44:7</w:t>
+      </w:r>
+      <w:r>
+        <w:rPr>
+          <w:lang w:val="id_ID" w:bidi="id_ID"/>
+        </w:rPr>
+        <w:t xml:space="preserve">, </w:t>
+      </w:r>
+      <w:r>
+        <w:rPr>
+          <w:lang w:val="id_ID" w:bidi="id_ID"/>
+        </w:rPr>
+        <w:t>9</w:t>
+      </w:r>
+      <w:r>
+        <w:rPr>
+          <w:lang w:val="id_ID" w:bidi="id_ID"/>
+        </w:rPr>
+        <w:t>). Yesaya menantikan Yerusalem di masa depan, tempat di mana orang-orang yang "tidak bersunat dan najis" tidak akan lagi masuk ke dalamnya (</w:t>
+      </w:r>
+      <w:r>
+        <w:rPr>
+          <w:lang w:val="id_ID" w:bidi="id_ID"/>
+        </w:rPr>
+        <w:t>Yesaya 52:1</w:t>
       </w:r>
       <w:r>
         <w:rPr>

--- a/ind/docx/016.content.docx
+++ b/ind/docx/016.content.docx
@@ -7495,19 +7495,7 @@
         <w:rPr>
           <w:lang w:val="id_ID" w:bidi="id_ID"/>
         </w:rPr>
-        <w:t xml:space="preserve"> </w:t>
-      </w:r>
-      <w:r>
-        <w:rPr>
-          <w:lang w:val="id_ID" w:bidi="id_ID"/>
-        </w:rPr>
-        <w:t>"Pangkuan Abraham"</w:t>
-      </w:r>
-      <w:r>
-        <w:rPr>
-          <w:lang w:val="id_ID" w:bidi="id_ID"/>
-        </w:rPr>
-        <w:t xml:space="preserve">; </w:t>
+        <w:t xml:space="preserve"> "Pangkuan Abraham"; </w:t>
       </w:r>
       <w:r>
         <w:rPr>
